--- a/The Dolphins' View of History/chapters/24 - The Sublime Porte - The Ottoman Empire and the Map It Left.docx
+++ b/The Dolphins' View of History/chapters/24 - The Sublime Porte - The Ottoman Empire and the Map It Left.docx
@@ -9,6 +9,7 @@
         <w:jc w:val="center"/>
         <w:outlineLvl w:val="0"/>
       </w:pPr>
+      <w:bookmarkStart w:name="_Chapter045" w:id="1"/>
       <w:r>
         <w:rPr>
           <w:rFonts w:ascii="Amazon Ember" w:cs="Amazon Ember" w:eastAsia="Amazon Ember" w:hAnsi="Amazon Ember"/>
@@ -20,13 +21,14 @@
         </w:rPr>
         <w:t xml:space="preserve">1299 to Today: The Sublime Porte — The Ottoman Empire and the Map It Left</w:t>
       </w:r>
-    </w:p>
-    <w:p>
-      <w:pPr>
-        <w:spacing w:after="200"/>
-      </w:pPr>
-      <w:r>
-        <w:t xml:space="preserve">The Ottoman government was known abroad by the name of a door. The Sublime Porte, from the Turkish for the high gate, was the entrance to the grand vizier's offices in Constantinople, and diplomats came to use it for the empire itself. Dolphin historians, who have mentioned the Ottomans only in passing so far, concede that an empire that lasted more than six centuries, and at its height held the Balkans, Anatolia, Egypt, the Levant, Iraq, North Africa, and the holy cities of Arabia, deserves more than a gate.</w:t>
+      <w:bookmarkEnd w:id="1"/>
+    </w:p>
+    <w:p>
+      <w:pPr>
+        <w:spacing w:after="200"/>
+      </w:pPr>
+      <w:r>
+        <w:t xml:space="preserve">The Ottoman government was known abroad by the name of a door. The Sublime Porte, from the Turkish for the high gate, was the entrance to the grand vizier’s offices in Constantinople, and diplomats came to use it for the empire itself. Dolphin historians, who have mentioned the Ottomans only in passing so far, concede that an empire that lasted more than six centuries, and at its height held the Balkans, Anatolia, Egypt, the Levant, Iraq, North Africa, and the holy cities of Arabia, deserves more than a gate.</w:t>
       </w:r>
     </w:p>
     <w:p>
@@ -42,7 +44,7 @@
         <w:spacing w:after="200"/>
       </w:pPr>
       <w:r>
-        <w:t xml:space="preserve">Under Suleiman I, who reigned from 1520 to 1566 and was called the Magnificent in Europe and the Lawgiver at home, the empire reached the gates of Vienna in 1529 and controlled most of the Mediterranean's southern and eastern shores. It ran on appointed officials instead of hereditary lords, and on an army whose core, the Janissaries, was infantry with firearms, recruited through a levy of Christian boys taken from Balkan villages, converted, trained, and paid by the sultan. The villages remembered the levy as the tribute of children. Some of the boys rose to be grand viziers.</w:t>
+        <w:t xml:space="preserve">Under Suleiman I, who reigned from 1520 to 1566 and was called the Magnificent in Europe and the Lawgiver at home, the empire reached the gates of Vienna in 1529 and controlled most of the Mediterranean’s southern and eastern shores. It ran on appointed officials instead of hereditary lords, and on an army whose core, the Janissaries, was infantry with firearms, recruited through a levy of Christian boys taken from Balkan villages, converted, trained, and paid by the sultan. The villages remembered the levy as the tribute of children. Some of the boys rose to be grand viziers.</w:t>
       </w:r>
     </w:p>
     <w:p>
@@ -66,15 +68,15 @@
         <w:spacing w:after="200"/>
       </w:pPr>
       <w:r>
-        <w:t xml:space="preserve">The decline took two centuries and acquired a nickname. Defeats by Austria and Russia cost the empire the Balkans piece by piece, Greece won independence in the 1820s, and by the 1850s Europe's diplomats were calling it the sick man of Europe, a phrase attributed to Tsar Nicholas I. The empire defaulted on its debts in 1875 and handed part of its revenue to European creditors. A first constitution, proclaimed in 1876, was suspended within two years. In 1908 a group of officers, the Young Turks, restored it and then discovered the era's favorite remedy for an empire of many peoples, which was nationalism, in this case Turkish.</w:t>
-      </w:r>
-    </w:p>
-    <w:p>
-      <w:pPr>
-        <w:spacing w:after="200"/>
-      </w:pPr>
-      <w:r>
-        <w:t xml:space="preserve">The empire entered the First World War in late 1914 on Germany's side. It beat a British and French landing at Gallipoli in 1915, a victory that made a young commander named Mustafa Kemal famous, and in the same year its government began deporting the Armenians of Anatolia. On April 24, 1915, Armenian leaders in Constantinople were arrested; over the following months hundreds of thousands of people were marched into the Syrian desert, where they died of thirst, starvation, and massacre. The toll is usually put near a million, out of an Armenian population of perhaps two million, and Assyrians and Greeks were killed in large numbers as well. Dolphin historians use the word genocide, as do most scholars of the subject, and the word was coined in the 1940s by Raphael Lemkin with this case partly in mind. The Turkish state disputes the term. More than thirty countries, the United States among them, have formally recognized it.</w:t>
+        <w:t xml:space="preserve">The decline took two centuries and acquired a nickname. Defeats by Austria and Russia cost the empire the Balkans piece by piece, Greece won independence in the 1820s, and by the 1850s Europe’s diplomats were calling it the sick man of Europe, a phrase attributed to Tsar Nicholas I. The empire defaulted on its debts in 1875 and handed part of its revenue to European creditors. A first constitution, proclaimed in 1876, was suspended within two years. In 1908 a group of officers, the Young Turks, restored it and then discovered the era’s favorite remedy for an empire of many peoples, which was nationalism, in this case Turkish.</w:t>
+      </w:r>
+    </w:p>
+    <w:p>
+      <w:pPr>
+        <w:spacing w:after="200"/>
+      </w:pPr>
+      <w:r>
+        <w:t xml:space="preserve">The empire entered the First World War in late 1914 on Germany’s side. It beat a British and French landing at Gallipoli in 1915, a victory that made a young commander named Mustafa Kemal famous, and in the same year its government began deporting the Armenians of Anatolia. On April 24, 1915, Armenian leaders in Constantinople were arrested; over the following months hundreds of thousands of people were marched into the Syrian desert, where they died of thirst, starvation, and massacre. The toll is usually put near a million, out of an Armenian population of perhaps two million, and Assyrians and Greeks were killed in large numbers as well. Dolphin historians use the word genocide, as do most scholars of the subject, and the word was coined in the 1940s by Raphael Lemkin with this case partly in mind. The Turkish state disputes the term. More than thirty countries, the United States among them, have formally recognized it.</w:t>
       </w:r>
     </w:p>
     <w:p>
@@ -98,7 +100,7 @@
         <w:spacing w:after="200"/>
       </w:pPr>
       <w:r>
-        <w:t xml:space="preserve">Under that map, and beside it, lay oil, and the map soon mattered more than anyone had planned. In Iran, a 1951 law nationalizing the British-owned oil industry made Mohammad Mosaddegh a national hero, and a coup organized by British and American intelligence removed him in 1953. The Shah it restored was overthrown in 1979 by a revolution that created a clerical republic under Ayatollah Khomeini, and Tehran and Washington still read each event as the explanation for the other. Iraq invaded Iran in 1980, and the eight-year war killed hundreds of thousands of people; in 1988 Iraq's government gassed the Kurdish town of Halabja, killing thousands of its own citizens. Two more wars in Iraq followed, in 1991 and 2003.</w:t>
+        <w:t xml:space="preserve">Under that map, and beside it, lay oil, and the map soon mattered more than anyone had planned. In Iran, a 1951 law nationalizing the British-owned oil industry made Mohammad Mosaddegh a national hero, and a coup organized by British and American intelligence removed him in 1953. The Shah it restored was overthrown in 1979 by a revolution that created a clerical republic under Ayatollah Khomeini, and Tehran and Washington still read each event as the explanation for the other. Iraq invaded Iran in 1980, and the eight-year war killed hundreds of thousands of people; in 1988 Iraq’s government gassed the Kurdish town of Halabja, killing thousands of its own citizens. Two more wars in Iraq followed, in 1991 and 2003.</w:t>
       </w:r>
     </w:p>
     <w:p>

--- a/The Dolphins' View of History/chapters/24 - The Sublime Porte - The Ottoman Empire and the Map It Left.docx
+++ b/The Dolphins' View of History/chapters/24 - The Sublime Porte - The Ottoman Empire and the Map It Left.docx
@@ -76,7 +76,7 @@
         <w:spacing w:after="200"/>
       </w:pPr>
       <w:r>
-        <w:t xml:space="preserve">The empire entered the First World War in late 1914 on Germany’s side. It beat a British and French landing at Gallipoli in 1915, a victory that made a young commander named Mustafa Kemal famous, and in the same year its government began deporting the Armenians of Anatolia. On April 24, 1915, Armenian leaders in Constantinople were arrested; over the following months hundreds of thousands of people were marched into the Syrian desert, where they died of thirst, starvation, and massacre. The toll is usually put near a million, out of an Armenian population of perhaps two million, and Assyrians and Greeks were killed in large numbers as well. Dolphin historians use the word genocide, as do most scholars of the subject, and the word was coined in the 1940s by Raphael Lemkin with this case partly in mind. The Turkish state disputes the term. More than thirty countries, the United States among them, have formally recognized it.</w:t>
+        <w:t xml:space="preserve">The empire entered the First World War in late 1914 on Germany’s side. It beat a British and French landing at Gallipoli in 1915, a victory that made a young commander named Mustafa Kemal famous, and in the same year its government began deporting the Armenians of Anatolia. On April 24, 1915, Armenian leaders in Constantinople were arrested; over the following months hundreds of thousands of people were marched into the Syrian desert, where they died of thirst, starvation, and massacre. The toll is usually put near a million, out of an Armenian population of perhaps two million, and Assyrians and Greeks were killed in large numbers as well. The word is genocide, as most scholars of the subject agree, and the word was coined in the 1940s by Raphael Lemkin with this case partly in mind. The Turkish state disputes the term. More than thirty countries, the United States among them, have formally recognized it.</w:t>
       </w:r>
     </w:p>
     <w:p>
@@ -108,7 +108,7 @@
         <w:spacing w:after="200"/>
       </w:pPr>
       <w:r>
-        <w:t xml:space="preserve">Dolphin historians decline to render a verdict on a region whose argument is still being conducted, and offer an object instead. The dome of Hagia Sophia, finished in 537 as a Christian cathedral, became a mosque in 1453, a museum in 1935, and a mosque again in 2020. It has not been consulted at any stage.</w:t>
+        <w:t xml:space="preserve">A region whose argument is still being conducted gets no verdict here, only an object. The dome of Hagia Sophia, finished in 537 as a Christian cathedral, became a mosque in 1453, a museum in 1935, and a mosque again in 2020. It has not been consulted at any stage.</w:t>
       </w:r>
     </w:p>
     <w:sectPr>

--- a/The Dolphins' View of History/chapters/24 - The Sublime Porte - The Ottoman Empire and the Map It Left.docx
+++ b/The Dolphins' View of History/chapters/24 - The Sublime Porte - The Ottoman Empire and the Map It Left.docx
@@ -5,6 +5,7 @@
     <w:p>
       <w:pPr>
         <w:pStyle w:val="Heading1"/>
+        <w:pageBreakBefore/>
         <w:spacing w:after="300"/>
         <w:jc w:val="center"/>
         <w:outlineLvl w:val="0"/>
@@ -15,9 +16,9 @@
           <w:rFonts w:ascii="Amazon Ember" w:cs="Amazon Ember" w:eastAsia="Amazon Ember" w:hAnsi="Amazon Ember"/>
           <w:b/>
           <w:bCs/>
-          <w:color w:val="0000FF"/>
-          <w:sz w:val="36"/>
-          <w:szCs w:val="36"/>
+          <w:color w:val="1F4E79"/>
+          <w:sz w:val="32"/>
+          <w:szCs w:val="32"/>
         </w:rPr>
         <w:t xml:space="preserve">1299 to Today: The Sublime Porte — The Ottoman Empire and the Map It Left</w:t>
       </w:r>
@@ -112,7 +113,7 @@
       </w:r>
     </w:p>
     <w:sectPr>
-      <w:pgSz w:w="12240" w:h="15840" w:orient="portrait"/>
+      <w:pgSz w:w="8640" w:h="12960" w:orient="portrait"/>
       <w:pgMar w:top="1440" w:right="1440" w:bottom="1440" w:left="1440" w:header="708" w:footer="708" w:gutter="0"/>
       <w:pgNumType/>
       <w:docGrid w:linePitch="360"/>

--- a/The Dolphins' View of History/chapters/24 - The Sublime Porte - The Ottoman Empire and the Map It Left.docx
+++ b/The Dolphins' View of History/chapters/24 - The Sublime Porte - The Ottoman Empire and the Map It Left.docx
@@ -69,7 +69,7 @@
         <w:spacing w:after="200"/>
       </w:pPr>
       <w:r>
-        <w:t xml:space="preserve">The decline took two centuries and acquired a nickname. Defeats by Austria and Russia cost the empire the Balkans piece by piece, Greece won independence in the 1820s, and by the 1850s Europe’s diplomats were calling it the sick man of Europe, a phrase attributed to Tsar Nicholas I. The empire defaulted on its debts in 1875 and handed part of its revenue to European creditors. A first constitution, proclaimed in 1876, was suspended within two years. In 1908 a group of officers, the Young Turks, restored it and then discovered the era’s favorite remedy for an empire of many peoples, which was nationalism, in this case Turkish.</w:t>
+        <w:t xml:space="preserve">What Europe’s diplomats called two centuries of decline looked less tidy from inside the empire, which spent that time adapting rather than simply falling. Defeats by Austria and Russia cost it the Balkans piece by piece, Greece won independence in the 1820s, and by the 1850s Europe’s diplomats were calling it the sick man of Europe, a phrase attributed to Tsar Nicholas I, a rival with every reason to write the obituary early. The empire defaulted on its debts in 1875 and handed part of its revenue to European creditors. A first constitution, proclaimed in 1876, was suspended within two years. In 1908 a group of officers, the Young Turks, restored it and then discovered the era’s favorite remedy for an empire of many peoples, which was nationalism, in this case Turkish.</w:t>
       </w:r>
     </w:p>
     <w:p>

--- a/The Dolphins' View of History/chapters/24 - The Sublime Porte - The Ottoman Empire and the Map It Left.docx
+++ b/The Dolphins' View of History/chapters/24 - The Sublime Porte - The Ottoman Empire and the Map It Left.docx
@@ -53,7 +53,7 @@
         <w:spacing w:after="200"/>
       </w:pPr>
       <w:r>
-        <w:t xml:space="preserve">Religious minorities were governed through what came to be called the millet system: Orthodox Christians, Armenians, and Jews ran their own courts and schools under their own law, in exchange for a special tax and a subordinate status. It was not equality, and it was not modern tolerance, but it kept the peace across one of the most mixed populations on Earth for centuries. When Spain expelled its Jews in 1492, tens of thousands found refuge in Ottoman cities, Salonica above all, which stayed a majority-Jewish city into the twentieth century.</w:t>
+        <w:t xml:space="preserve">Religious minorities were governed through local courts and communal privileges that, by the nineteenth century, hardened into what came to be called the millet system: Orthodox Christians, Armenians, and Jews running their own courts and schools under their own law, in exchange for a special tax and a subordinate status. Historians now treat the earlier, tidier version of this story, a fixed three-millet system from the conquest of Constantinople onward, as partly a later administrative myth. It was not equality, and it was not modern tolerance, but it kept the peace across one of the most mixed populations on Earth for centuries. When Spain expelled its Jews in 1492, tens of thousands found refuge in Ottoman cities, Salonica above all, which stayed a majority-Jewish city into the twentieth century.</w:t>
       </w:r>
     </w:p>
     <w:p>
